--- a/docs/Tech docs/02_Target_Audience.docx
+++ b/docs/Tech docs/02_Target_Audience.docx
@@ -25,7 +25,7 @@
           <w:color w:val="707070"/>
           <w:sz w:val="22"/>
         </w:rPr>
-        <w:t>Deliverable 02 — Target Audience  ·  v0.3.0  ·  2026-05-16  ·  Glimmora — sanjay@glimmora.ai</w:t>
+        <w:t>Deliverable 02 — Target Audience  ·  v0.5.0  ·  2026-05-17  ·  Glimmora — sanjay@glimmora.ai</w:t>
       </w:r>
     </w:p>
     <w:p>
@@ -88,7 +88,7 @@
           <w:color w:val="443C3C"/>
           <w:sz w:val="24"/>
         </w:rPr>
-        <w:t>1.  The Seeker  (free member)</w:t>
+        <w:t>1.  The Seeker  (Customer — free / Standard tier)</w:t>
       </w:r>
     </w:p>
     <w:p>
@@ -110,7 +110,7 @@
         <w:rPr>
           <w:sz w:val="22"/>
         </w:rPr>
-        <w:t>Pain: feels rushed, restless, slightly disconnected from themselves. Doesn't want another optimisation app.</w:t>
+        <w:t>Pain: feels rushed, restless, slightly disconnected. Doesn't want another optimisation app.</w:t>
       </w:r>
     </w:p>
     <w:p>
@@ -121,7 +121,7 @@
         <w:rPr>
           <w:sz w:val="22"/>
         </w:rPr>
-        <w:t>Success: builds a 1–2× a week habit; uses the companion as a sounding board; completes their first 1–2 series.</w:t>
+        <w:t>Success: builds a 1–2× a week habit; uses the Companion as a sounding board; finishes 1–2 series.</w:t>
       </w:r>
     </w:p>
     <w:p>
@@ -132,18 +132,7 @@
         <w:rPr>
           <w:sz w:val="22"/>
         </w:rPr>
-        <w:t>Channels: Instagram, podcasts (On Being, Hidden Brain), Substack, word-of-mouth.</w:t>
-      </w:r>
-    </w:p>
-    <w:p>
-      <w:pPr>
-        <w:pStyle w:val="ListBullet"/>
-      </w:pPr>
-      <w:r>
-        <w:rPr>
-          <w:sz w:val="22"/>
-        </w:rPr>
-        <w:t>Conversion driver: free tier is genuinely useful; the daily ritual is the hook.</w:t>
+        <w:t>Conversion driver: the free Standard tier is genuinely useful; the daily ritual is the hook.</w:t>
       </w:r>
     </w:p>
     <w:p>
@@ -156,7 +145,7 @@
           <w:color w:val="443C3C"/>
           <w:sz w:val="24"/>
         </w:rPr>
-        <w:t>2.  The Practitioner  (premium subscriber)</w:t>
+        <w:t>2.  The Practitioner  (Customer — Premium tier)</w:t>
       </w:r>
     </w:p>
     <w:p>
@@ -189,7 +178,7 @@
         <w:rPr>
           <w:sz w:val="22"/>
         </w:rPr>
-        <w:t>Success: 60+ day streak; uses the digital twin to notice arcs; references the companion across weeks.</w:t>
+        <w:t>Success: long streak; uses the digital twin to notice arcs; references the Companion across weeks.</w:t>
       </w:r>
     </w:p>
     <w:p>
@@ -200,18 +189,7 @@
         <w:rPr>
           <w:sz w:val="22"/>
         </w:rPr>
-        <w:t>Channels: long-form YouTube (Krista Tippett, Tara Brach), psychology Twitter, newsletter referrals.</w:t>
-      </w:r>
-    </w:p>
-    <w:p>
-      <w:pPr>
-        <w:pStyle w:val="ListBullet"/>
-      </w:pPr>
-      <w:r>
-        <w:rPr>
-          <w:sz w:val="22"/>
-        </w:rPr>
-        <w:t>Conversion driver: premium long memory + full library + 1y digital-twin view.</w:t>
+        <w:t>Conversion driver: today Premium is admin-granted (no self-serve checkout yet); the Standard→Premium upgrade path is a near-term roadmap item.</w:t>
       </w:r>
     </w:p>
     <w:p>
@@ -235,7 +213,7 @@
         <w:rPr>
           <w:sz w:val="22"/>
         </w:rPr>
-        <w:t>Age 30–55. Therapist, monk, teacher, filmmaker, somatic practitioner. Has an audience of 1k–50k that they don't want to monetise via ads.</w:t>
+        <w:t>Age 30–55. Therapist, monk, teacher, filmmaker, somatic practitioner. Has an audience of 1k–50k.</w:t>
       </w:r>
     </w:p>
     <w:p>
@@ -257,7 +235,7 @@
         <w:rPr>
           <w:sz w:val="22"/>
         </w:rPr>
-        <w:t>Success: publishes a 6–12 episode series; gets meaningful completion-rate feedback; reaches a thoughtful audience.</w:t>
+        <w:t>Success: a meaningful audience that finishes their content.</w:t>
       </w:r>
     </w:p>
     <w:p>
@@ -268,18 +246,7 @@
         <w:rPr>
           <w:sz w:val="22"/>
         </w:rPr>
-        <w:t>Channels: 1:1 outreach, conference circuit, peer referrals.</w:t>
-      </w:r>
-    </w:p>
-    <w:p>
-      <w:pPr>
-        <w:pStyle w:val="ListBullet"/>
-      </w:pPr>
-      <w:r>
-        <w:rPr>
-          <w:sz w:val="22"/>
-        </w:rPr>
-        <w:t>Conversion driver: editorial care + audience that finishes content + revenue share.</w:t>
+        <w:t>How they reach us: click 'Apply as creator' on landing/footer or 'Apply to become a creator' on dashboard → /apply form (full name, email, username, password, pitch, links, attachments). Submission creates the account AND a pending application. Until a moderator decides, they're gated on /under-review.</w:t>
       </w:r>
     </w:p>
     <w:p>
@@ -292,7 +259,7 @@
           <w:color w:val="443C3C"/>
           <w:sz w:val="24"/>
         </w:rPr>
-        <w:t>4.  The Moderator  (Glimmora staff or trusted volunteer)</w:t>
+        <w:t>4.  The Moderator</w:t>
       </w:r>
     </w:p>
     <w:p>
@@ -303,7 +270,7 @@
         <w:rPr>
           <w:sz w:val="22"/>
         </w:rPr>
-        <w:t>Operates the Admin surface. Reviews creator applications, moderates flagged circle posts, manages roles, monitors the audit log.</w:t>
+        <w:t>Glimmora staff or trusted volunteer. Created only by a Superadmin via the /admin/moderators panel.</w:t>
       </w:r>
     </w:p>
     <w:p>
@@ -314,7 +281,64 @@
         <w:rPr>
           <w:sz w:val="22"/>
         </w:rPr>
-        <w:t>Success: catches harm fast; never has to chase the same incident twice.</w:t>
+        <w:t>Job: open /moderate/applications, read each pitch + links + attachments by hand, write an optional note, Approve or Reject. Approval flips the applicant's role to Creator and notifies them.</w:t>
+      </w:r>
+    </w:p>
+    <w:p>
+      <w:pPr>
+        <w:pStyle w:val="ListBullet"/>
+      </w:pPr>
+      <w:r>
+        <w:rPr>
+          <w:sz w:val="22"/>
+        </w:rPr>
+        <w:t>Success: catches off-brand applicants early; never has to rush.</w:t>
+      </w:r>
+    </w:p>
+    <w:p>
+      <w:pPr>
+        <w:spacing w:before="120" w:after="40"/>
+      </w:pPr>
+      <w:r>
+        <w:rPr>
+          <w:b/>
+          <w:color w:val="443C3C"/>
+          <w:sz w:val="24"/>
+        </w:rPr>
+        <w:t>5.  The Superadmin  (Owner)</w:t>
+      </w:r>
+    </w:p>
+    <w:p>
+      <w:pPr>
+        <w:pStyle w:val="ListBullet"/>
+      </w:pPr>
+      <w:r>
+        <w:rPr>
+          <w:sz w:val="22"/>
+        </w:rPr>
+        <w:t>Founder / platform owner. Bootstrapped from env vars on first boot; cannot be created from the UI.</w:t>
+      </w:r>
+    </w:p>
+    <w:p>
+      <w:pPr>
+        <w:pStyle w:val="ListBullet"/>
+      </w:pPr>
+      <w:r>
+        <w:rPr>
+          <w:sz w:val="22"/>
+        </w:rPr>
+        <w:t>Sees three role-locked tabs (Customers / Creators / Moderators) with clickable filter tiles. Can edit / delete any non-superadmin account, grant subscriptions, create moderators.</w:t>
+      </w:r>
+    </w:p>
+    <w:p>
+      <w:pPr>
+        <w:pStyle w:val="ListBullet"/>
+      </w:pPr>
+      <w:r>
+        <w:rPr>
+          <w:sz w:val="22"/>
+        </w:rPr>
+        <w:t>Success: full visibility into who's on the platform; can rescue, promote, demote, or remove anyone.</w:t>
       </w:r>
     </w:p>
     <w:p>
@@ -360,7 +384,7 @@
         <w:rPr>
           <w:sz w:val="22"/>
         </w:rPr>
-        <w:t>Influencers seeking viral reach — the platform has no like counts, no algorithmic feed, and no public follower graph.</w:t>
+        <w:t>Influencers seeking viral reach — there's no like count, no algorithmic feed, no public follower graph.</w:t>
       </w:r>
     </w:p>
     <w:p>
@@ -371,7 +395,7 @@
         <w:rPr>
           <w:sz w:val="22"/>
         </w:rPr>
-        <w:t>Teenagers under 18 — current scope is adults; child-safe variant is a future track.</w:t>
+        <w:t>Teenagers under 18 — current scope is adults.</w:t>
       </w:r>
     </w:p>
     <w:p>
@@ -629,7 +653,7 @@
               <w:rPr>
                 <w:sz w:val="20"/>
               </w:rPr>
-              <w:t>Creators in wisdom / wellbeing space</w:t>
+              <w:t>Creators in wisdom / wellbeing</w:t>
             </w:r>
           </w:p>
         </w:tc>
@@ -695,7 +719,7 @@
         <w:rPr>
           <w:sz w:val="22"/>
         </w:rPr>
-        <w:t>When my mind is loud and I'm alone, I want to be heard without being judged, so I can hear myself again.</w:t>
+        <w:t>When my mind is loud and I'm alone, I want to be heard without being judged.</w:t>
       </w:r>
     </w:p>
     <w:p>
@@ -706,7 +730,7 @@
         <w:rPr>
           <w:sz w:val="22"/>
         </w:rPr>
-        <w:t>When I notice a pattern (stuck, anxious, restless) repeating across weeks, I want to see it in my own words, so I can decide what (if anything) to do about it.</w:t>
+        <w:t>When I notice a pattern (stuck, anxious, restless) repeating, I want to see it in my own words.</w:t>
       </w:r>
     </w:p>
     <w:p>
@@ -717,7 +741,7 @@
         <w:rPr>
           <w:sz w:val="22"/>
         </w:rPr>
-        <w:t>When I have ten quiet minutes, I want one well-made piece of wisdom content + one good question, so I leave more settled than I arrived.</w:t>
+        <w:t>When I have ten quiet minutes, I want one well-made piece of wisdom content + one good question.</w:t>
       </w:r>
     </w:p>
     <w:p>
@@ -728,31 +752,18 @@
         <w:rPr>
           <w:sz w:val="22"/>
         </w:rPr>
-        <w:t>When I'm a quiet teacher with something to share, I want to publish without selling myself, so my work reaches the people who need it.</w:t>
+        <w:t>When I'm a quiet teacher with something to share, I want to publish without selling myself.</w:t>
       </w:r>
     </w:p>
     <w:p>
       <w:pPr>
-        <w:spacing w:before="200" w:after="40"/>
-      </w:pPr>
-      <w:r>
-        <w:rPr>
-          <w:b/>
-          <w:color w:val="AD6B2D"/>
-          <w:sz w:val="28"/>
-        </w:rPr>
-        <w:t>Voice of the audience (verbatim themes from research)</w:t>
-      </w:r>
-    </w:p>
-    <w:p>
-      <w:pPr>
-        <w:spacing w:after="80"/>
+        <w:pStyle w:val="ListBullet"/>
       </w:pPr>
       <w:r>
         <w:rPr>
           <w:sz w:val="22"/>
         </w:rPr>
-        <w:t>‘I want a journal that remembers what I'm slowly learning.’ ·  ‘I don't want a chatbot that performs empathy — I want one that's actually quiet.’ ·  ‘Insight Timer is too noisy now.’ ·  ‘Therapy works but I need something between sessions that isn't ChatGPT.’</w:t>
+        <w:t>When I'm an admin trying to keep the platform clean, I want to see and edit everything in one place.</w:t>
       </w:r>
     </w:p>
     <w:sectPr>
